--- a/4-质量管理/运行记录类文件/040205-管理评审计划.docx
+++ b/4-质量管理/运行记录类文件/040205-管理评审计划.docx
@@ -379,9 +379,19 @@
             <w:r>
               <w:rPr>
                 <w:rFonts w:hint="eastAsia"/>
-                <w:lang w:eastAsia="zh-CN"/>
-              </w:rPr>
-              <w:t>编制时间</w:t>
+                <w:vertAlign w:val="baseline"/>
+                <w:lang w:val="en-US" w:eastAsia="zh-CN"/>
+              </w:rPr>
+              <w:t>审核</w:t>
+            </w:r>
+            <w:bookmarkStart w:id="3" w:name="_GoBack"/>
+            <w:bookmarkEnd w:id="3"/>
+            <w:r>
+              <w:rPr>
+                <w:rFonts w:hint="eastAsia"/>
+                <w:lang w:eastAsia="zh-CN"/>
+              </w:rPr>
+              <w:t>时间</w:t>
             </w:r>
             <w:r>
               <w:rPr>
@@ -2320,17 +2330,7 @@
                 <w:bCs/>
                 <w:spacing w:val="-8"/>
               </w:rPr>
-              <w:t>部</w:t>
-            </w:r>
-            <w:bookmarkStart w:id="3" w:name="_GoBack"/>
-            <w:bookmarkEnd w:id="3"/>
-            <w:r>
-              <w:rPr>
-                <w:b/>
-                <w:bCs/>
-                <w:spacing w:val="-8"/>
-              </w:rPr>
-              <w:t>门</w:t>
+              <w:t>部门</w:t>
             </w:r>
           </w:p>
         </w:tc>
